--- a/L3B-World-Build-Methodology/CiC_L3B_Formation_World_Blueprint_V7.1.docx
+++ b/L3B-World-Build-Methodology/CiC_L3B_Formation_World_Blueprint_V7.1.docx
@@ -859,7 +859,7 @@
         <w:pStyle w:val="Heading1"/>
       </w:pPr>
       <w:r>
-        <w:t>3. Source Ecology (Doc_01)</w:t>
+        <w:t>3. Source Ecology (Doc_02)</w:t>
       </w:r>
     </w:p>
     <w:p/>
@@ -1102,7 +1102,7 @@
         <w:pStyle w:val="Heading1"/>
       </w:pPr>
       <w:r>
-        <w:t>4. Historical Gravities (Doc_02)</w:t>
+        <w:t>4. Historical Gravities (Doc_04)</w:t>
       </w:r>
     </w:p>
     <w:p/>
